--- a/05_Funcional/SPEC_7_Modo_Sin_Reloj.docx
+++ b/05_Funcional/SPEC_7_Modo_Sin_Reloj.docx
@@ -1356,14 +1356,14 @@
           <w:b w:val="0"/>
           <w:sz w:val="21"/>
         </w:rPr>
-        <w:t>tarjeta**) y su calendario esta anclado por construccion (</w:t>
+        <w:t>tarjeta**) y no lleva calendario: del RTC solo usa el contador (</w:t>
       </w:r>
       <w:r>
         <w:rPr>
           <w:rFonts w:ascii="Consolas" w:hAnsi="Consolas"/>
           <w:sz w:val="21"/>
         </w:rPr>
-        <w:t>reloj_fijarEnero()</w:t>
+        <w:t>N-172</w:t>
       </w:r>
       <w:r>
         <w:rPr>
@@ -1727,7 +1727,33 @@
           <w:b w:val="0"/>
           <w:sz w:val="21"/>
         </w:rPr>
-        <w:t xml:space="preserve"> y el ambar. **Las dos puntas pueden irse en sentidos</w:t>
+        <w:t xml:space="preserve"> y el amarillo de cierre (</w:t>
+      </w:r>
+      <w:r>
+        <w:rPr>
+          <w:rFonts w:ascii="Consolas" w:hAnsi="Consolas"/>
+          <w:sz w:val="21"/>
+        </w:rPr>
+        <w:t>D-45</w:t>
+      </w:r>
+      <w:r>
+        <w:rPr>
+          <w:b w:val="0"/>
+          <w:sz w:val="21"/>
+        </w:rPr>
+        <w:t>, que cuenta como paso abierto). **Las dos puntas</w:t>
+      </w:r>
+    </w:p>
+    <w:p>
+      <w:pPr>
+        <w:spacing w:after="120"/>
+      </w:pPr>
+      <w:r>
+        <w:rPr>
+          <w:b w:val="0"/>
+          <w:sz w:val="21"/>
+        </w:rPr>
+        <w:t>pueden irse en sentidos</w:t>
       </w:r>
     </w:p>
     <w:p>
@@ -2154,7 +2180,7 @@
           <w:color w:val="960000"/>
           <w:sz w:val="20"/>
         </w:rPr>
-        <w:t>$ALARM HORA_ESP32 / CADUCADA / CAMBIO_A_AMBAR</w:t>
+        <w:t>$ALARM HORA_ESP32 / CADUCADA / CAMBIO_A_ROJO</w:t>
       </w:r>
       <w:r>
         <w:rPr>
@@ -2170,7 +2196,7 @@
           <w:color w:val="960000"/>
           <w:sz w:val="20"/>
         </w:rPr>
-        <w:t>se va a ambar intermitente sin volver sola</w:t>
+        <w:t>pasa a ROJO FIJO sin volver sola</w:t>
       </w:r>
       <w:r>
         <w:rPr>
@@ -2186,7 +2212,7 @@
           <w:color w:val="960000"/>
           <w:sz w:val="20"/>
         </w:rPr>
-        <w:t>D-21</w:t>
+        <w:t>D-38</w:t>
       </w:r>
       <w:r>
         <w:rPr>
@@ -2194,7 +2220,7 @@
           <w:color w:val="960000"/>
           <w:sz w:val="20"/>
         </w:rPr>
-        <w:t xml:space="preserve"> (1)). </w:t>
+        <w:t xml:space="preserve">, SPEC 3 §5). </w:t>
       </w:r>
       <w:r>
         <w:rPr>
@@ -3173,21 +3199,35 @@
                 <w:b w:val="0"/>
                 <w:sz w:val="19"/>
               </w:rPr>
-              <w:t xml:space="preserve">🟢 </w:t>
+              <w:t xml:space="preserve">por el testigo, </w:t>
             </w:r>
             <w:r>
               <w:rPr>
-                <w:b/>
+                <w:rFonts w:ascii="Consolas" w:hAnsi="Consolas"/>
                 <w:sz w:val="19"/>
               </w:rPr>
-              <w:t>existe</w:t>
+              <w:t>SET_MODO:DEG_T</w:t>
             </w:r>
             <w:r>
               <w:rPr>
                 <w:b w:val="0"/>
                 <w:sz w:val="19"/>
               </w:rPr>
-              <w:t xml:space="preserve">: </w:t>
+              <w:t xml:space="preserve"> (</w:t>
+            </w:r>
+            <w:r>
+              <w:rPr>
+                <w:rFonts w:ascii="Consolas" w:hAnsi="Consolas"/>
+                <w:sz w:val="19"/>
+              </w:rPr>
+              <w:t>D-35</w:t>
+            </w:r>
+            <w:r>
+              <w:rPr>
+                <w:b w:val="0"/>
+                <w:sz w:val="19"/>
+              </w:rPr>
+              <w:t xml:space="preserve">); </w:t>
             </w:r>
             <w:r>
               <w:rPr>
@@ -3201,35 +3241,14 @@
                 <w:b w:val="0"/>
                 <w:sz w:val="19"/>
               </w:rPr>
-              <w:t xml:space="preserve"> por la app (</w:t>
+              <w:t xml:space="preserve"> salio con </w:t>
             </w:r>
             <w:r>
               <w:rPr>
                 <w:rFonts w:ascii="Consolas" w:hAnsi="Consolas"/>
                 <w:sz w:val="19"/>
               </w:rPr>
-              <w:t>D-18</w:t>
-            </w:r>
-            <w:r>
-              <w:rPr>
-                <w:b w:val="0"/>
-                <w:sz w:val="19"/>
-              </w:rPr>
-              <w:t xml:space="preserve">), con un </w:t>
-            </w:r>
-            <w:r>
-              <w:rPr>
-                <w:rFonts w:ascii="Consolas" w:hAnsi="Consolas"/>
-                <w:sz w:val="19"/>
-              </w:rPr>
-              <w:t>$ERR</w:t>
-            </w:r>
-            <w:r>
-              <w:rPr>
-                <w:b w:val="0"/>
-                <w:sz w:val="19"/>
-              </w:rPr>
-              <w:t xml:space="preserve"> por cada motivo de rechazo</w:t>
+              <w:t>D-46</w:t>
             </w:r>
           </w:p>
         </w:tc>
@@ -3717,28 +3736,28 @@
           <w:rFonts w:ascii="Consolas" w:hAnsi="Consolas"/>
           <w:sz w:val="21"/>
         </w:rPr>
-        <w:t>RELOJ_NO_CUENTA</w:t>
-      </w:r>
-      <w:r>
-        <w:rPr>
-          <w:b w:val="0"/>
-          <w:sz w:val="21"/>
-        </w:rPr>
-        <w:t xml:space="preserve">, </w:t>
+        <w:t>SYNC_SIN_FECHA</w:t>
+      </w:r>
+      <w:r>
+        <w:rPr>
+          <w:b w:val="0"/>
+          <w:sz w:val="21"/>
+        </w:rPr>
+        <w:t xml:space="preserve"> o </w:t>
       </w:r>
       <w:r>
         <w:rPr>
           <w:rFonts w:ascii="Consolas" w:hAnsi="Consolas"/>
           <w:sz w:val="21"/>
         </w:rPr>
-        <w:t>SYNC_SIN_FECHA</w:t>
-      </w:r>
-      <w:r>
-        <w:rPr>
-          <w:b w:val="0"/>
-          <w:sz w:val="21"/>
-        </w:rPr>
-        <w:t xml:space="preserve"> o</w:t>
+        <w:t>LIMITE_48H</w:t>
+      </w:r>
+      <w:r>
+        <w:rPr>
+          <w:b w:val="0"/>
+          <w:sz w:val="21"/>
+        </w:rPr>
+        <w:t>, y solo</w:t>
       </w:r>
     </w:p>
     <w:p>
@@ -3747,23 +3766,16 @@
       </w:pPr>
       <w:r>
         <w:rPr>
+          <w:b w:val="0"/>
+          <w:sz w:val="21"/>
+        </w:rPr>
+        <w:t xml:space="preserve">esta ultima lleva el rotulo «Limite 48h sin sync / Revise el radio» (1.49 (b), </w:t>
+      </w:r>
+      <w:r>
+        <w:rPr>
           <w:rFonts w:ascii="Consolas" w:hAnsi="Consolas"/>
           <w:sz w:val="21"/>
         </w:rPr>
-        <w:t>LIMITE_48H</w:t>
-      </w:r>
-      <w:r>
-        <w:rPr>
-          <w:b w:val="0"/>
-          <w:sz w:val="21"/>
-        </w:rPr>
-        <w:t xml:space="preserve">, y solo esta ultima lleva el rotulo «Limite 48h sin sync / Revise el radio» (1.49 (b), </w:t>
-      </w:r>
-      <w:r>
-        <w:rPr>
-          <w:rFonts w:ascii="Consolas" w:hAnsi="Consolas"/>
-          <w:sz w:val="21"/>
-        </w:rPr>
         <w:t>622a20b</w:t>
       </w:r>
       <w:r>
@@ -3771,7 +3783,7 @@
           <w:b w:val="0"/>
           <w:sz w:val="21"/>
         </w:rPr>
-        <w:t>; que</w:t>
+        <w:t>; que hace el tecnico: SPEC 6</w:t>
       </w:r>
     </w:p>
     <w:p>
@@ -3783,7 +3795,7 @@
           <w:b w:val="0"/>
           <w:sz w:val="21"/>
         </w:rPr>
-        <w:t xml:space="preserve">hace el tecnico: SPEC 6 PARTE C)— y el Esclavo se </w:t>
+        <w:t xml:space="preserve">PARTE C)— y el Esclavo se </w:t>
       </w:r>
       <w:r>
         <w:rPr>
@@ -3811,7 +3823,21 @@
           <w:b w:val="0"/>
           <w:sz w:val="21"/>
         </w:rPr>
-        <w:t>, que es ambar</w:t>
+        <w:t xml:space="preserve">, que es ambar intermitente, </w:t>
+      </w:r>
+      <w:r>
+        <w:rPr>
+          <w:b/>
+          <w:sz w:val="21"/>
+        </w:rPr>
+        <w:t>sin `$ALARM`</w:t>
+      </w:r>
+      <w:r>
+        <w:rPr>
+          <w:b w:val="0"/>
+          <w:sz w:val="21"/>
+        </w:rPr>
+        <w:t>.</w:t>
       </w:r>
     </w:p>
     <w:p>
@@ -3820,24 +3846,90 @@
       </w:pPr>
       <w:r>
         <w:rPr>
-          <w:b w:val="0"/>
-          <w:sz w:val="21"/>
-        </w:rPr>
-        <w:t xml:space="preserve">intermitente, </w:t>
-      </w:r>
-      <w:r>
-        <w:rPr>
           <w:b/>
           <w:sz w:val="21"/>
         </w:rPr>
-        <w:t>sin `$ALARM`</w:t>
-      </w:r>
-      <w:r>
-        <w:rPr>
-          <w:b w:val="0"/>
-          <w:sz w:val="21"/>
-        </w:rPr>
-        <w:t>. **El motivo esta en el fuente y es</w:t>
+        <w:t>Con el reloj de la tarjeta CONGELADO no hay ambar sino ROJO FIJO</w:t>
+      </w:r>
+      <w:r>
+        <w:rPr>
+          <w:b w:val="0"/>
+          <w:sz w:val="21"/>
+        </w:rPr>
+        <w:t xml:space="preserve"> en las dos (</w:t>
+      </w:r>
+      <w:r>
+        <w:rPr>
+          <w:rFonts w:ascii="Consolas" w:hAnsi="Consolas"/>
+          <w:sz w:val="21"/>
+        </w:rPr>
+        <w:t>D-49</w:t>
+      </w:r>
+      <w:r>
+        <w:rPr>
+          <w:b w:val="0"/>
+          <w:sz w:val="21"/>
+        </w:rPr>
+        <w:t xml:space="preserve">, </w:t>
+      </w:r>
+      <w:r>
+        <w:rPr>
+          <w:rFonts w:ascii="Consolas" w:hAnsi="Consolas"/>
+          <w:sz w:val="21"/>
+        </w:rPr>
+        <w:t>cda33df</w:t>
+      </w:r>
+      <w:r>
+        <w:rPr>
+          <w:b w:val="0"/>
+          <w:sz w:val="21"/>
+        </w:rPr>
+        <w:t>, sin banco;</w:t>
+      </w:r>
+    </w:p>
+    <w:p>
+      <w:pPr>
+        <w:spacing w:after="120"/>
+      </w:pPr>
+      <w:r>
+        <w:rPr>
+          <w:rFonts w:ascii="Consolas" w:hAnsi="Consolas"/>
+          <w:sz w:val="21"/>
+        </w:rPr>
+        <w:t>$ALARM ...RELOJ_NO_CUENTA,...,CAMBIO_A_ROJO</w:t>
+      </w:r>
+      <w:r>
+        <w:rPr>
+          <w:b w:val="0"/>
+          <w:sz w:val="21"/>
+        </w:rPr>
+        <w:t xml:space="preserve"> solo en el Maestro, y </w:t>
+      </w:r>
+      <w:r>
+        <w:rPr>
+          <w:rFonts w:ascii="Consolas" w:hAnsi="Consolas"/>
+          <w:sz w:val="21"/>
+        </w:rPr>
+        <w:t>ROJO_SIN_HORA</w:t>
+      </w:r>
+      <w:r>
+        <w:rPr>
+          <w:b w:val="0"/>
+          <w:sz w:val="21"/>
+        </w:rPr>
+        <w:t xml:space="preserve"> en las dos; SPEC 3 §5). **El</w:t>
+      </w:r>
+    </w:p>
+    <w:p>
+      <w:pPr>
+        <w:spacing w:after="120"/>
+      </w:pPr>
+      <w:r>
+        <w:rPr>
+          <w:b w:val="0"/>
+          <w:sz w:val="21"/>
+        </w:rPr>
+        <w:t>motivo esta en el fuente y es</w:t>
       </w:r>
     </w:p>
     <w:p>
@@ -5471,7 +5563,7 @@
                 <w:b w:val="0"/>
                 <w:sz w:val="19"/>
               </w:rPr>
-              <w:t xml:space="preserve"> (ambar)</w:t>
+              <w:t xml:space="preserve"> (rojo fijo o ambar)</w:t>
             </w:r>
           </w:p>
         </w:tc>
@@ -5486,14 +5578,42 @@
                 <w:rFonts w:ascii="Consolas" w:hAnsi="Consolas"/>
                 <w:sz w:val="19"/>
               </w:rPr>
-              <w:t>irAAmbar("Reloj no fiable")</w:t>
+              <w:t>irARojoSinHora()</w:t>
             </w:r>
             <w:r>
               <w:rPr>
                 <w:b w:val="0"/>
                 <w:sz w:val="19"/>
               </w:rPr>
-              <w:t xml:space="preserve"> · el limite del Maestro, en tres ramas · la rendicion del Esclavo</w:t>
+              <w:t xml:space="preserve"> en las dos puntas (rojo fijo; desde </w:t>
+            </w:r>
+            <w:r>
+              <w:rPr>
+                <w:rFonts w:ascii="Consolas" w:hAnsi="Consolas"/>
+                <w:sz w:val="19"/>
+              </w:rPr>
+              <w:t>D-49</w:t>
+            </w:r>
+            <w:r>
+              <w:rPr>
+                <w:b w:val="0"/>
+                <w:sz w:val="19"/>
+              </w:rPr>
+              <w:t xml:space="preserve"> tambien el reloj congelado al vencer el limite) · el limite del Maestro, en tres ramas (la de </w:t>
+            </w:r>
+            <w:r>
+              <w:rPr>
+                <w:rFonts w:ascii="Consolas" w:hAnsi="Consolas"/>
+                <w:sz w:val="19"/>
+              </w:rPr>
+              <w:t>RELOJ_NO_CUENTA</w:t>
+            </w:r>
+            <w:r>
+              <w:rPr>
+                <w:b w:val="0"/>
+                <w:sz w:val="19"/>
+              </w:rPr>
+              <w:t>, a rojo fijo) · la rendicion del Esclavo (ambar)</w:t>
             </w:r>
           </w:p>
         </w:tc>
@@ -5522,14 +5642,28 @@
                 <w:b w:val="0"/>
                 <w:sz w:val="19"/>
               </w:rPr>
-              <w:t xml:space="preserve"> si sale; ~~el vencimiento del tope no publica causa propia~~ → </w:t>
+              <w:t xml:space="preserve"> y el </w:t>
+            </w:r>
+            <w:r>
+              <w:rPr>
+                <w:rFonts w:ascii="Consolas" w:hAnsi="Consolas"/>
+                <w:sz w:val="19"/>
+              </w:rPr>
+              <w:t>ALARM DEGRADADO/ROJO_SIN_HORA</w:t>
+            </w:r>
+            <w:r>
+              <w:rPr>
+                <w:b w:val="0"/>
+                <w:sz w:val="19"/>
+              </w:rPr>
+              <w:t xml:space="preserve">, repetido, si salen; ~~el vencimiento del tope no publica causa propia~~ → </w:t>
             </w:r>
             <w:r>
               <w:rPr>
                 <w:b/>
                 <w:sz w:val="19"/>
               </w:rPr>
-              <w:t>en el Maestro si, desde 1.49 (b): `ALARM DEGRADADO` con su causa</w:t>
+              <w:t>en el Maestro si, desde 1.49 (b): `$ALARM DEGRADADO` con su causa</w:t>
             </w:r>
             <w:r>
               <w:rPr>
@@ -6372,7 +6506,7 @@
           <w:b w:val="0"/>
           <w:sz w:val="21"/>
         </w:rPr>
-        <w:t>se va a ambar y la otra sigue dando verdes</w:t>
+        <w:t>pasa a rojo fijo y la otra sigue dando verdes</w:t>
       </w:r>
       <w:r>
         <w:rPr>
@@ -6386,7 +6520,7 @@
           <w:b w:val="0"/>
           <w:sz w:val="21"/>
         </w:rPr>
-        <w:t>no se puede ordenar «ambar en las</w:t>
+        <w:t>no se puede ordenar nada a la</w:t>
       </w:r>
     </w:p>
     <w:p>
@@ -6398,21 +6532,21 @@
           <w:b w:val="0"/>
           <w:sz w:val="21"/>
         </w:rPr>
-        <w:t>dos»</w:t>
-      </w:r>
-      <w:r>
-        <w:rPr>
-          <w:b/>
-          <w:sz w:val="21"/>
-        </w:rPr>
-        <w:t xml:space="preserve">. Es el `Riesgo 2`, </w:t>
-      </w:r>
-      <w:r>
-        <w:rPr>
-          <w:b w:val="0"/>
-          <w:sz w:val="21"/>
-        </w:rPr>
-        <w:t>aceptado desde el 01/08** (</w:t>
+        <w:t>otra**. Peor caso, verde contra rojo (</w:t>
+      </w:r>
+      <w:r>
+        <w:rPr>
+          <w:rFonts w:ascii="Consolas" w:hAnsi="Consolas"/>
+          <w:sz w:val="21"/>
+        </w:rPr>
+        <w:t>D-38</w:t>
+      </w:r>
+      <w:r>
+        <w:rPr>
+          <w:b w:val="0"/>
+          <w:sz w:val="21"/>
+        </w:rPr>
+        <w:t xml:space="preserve">; antes ambar, </w:t>
       </w:r>
       <w:r>
         <w:rPr>
